--- a/Biooil_Data_ML_Submission_Packages/03_Fuel_Processing_Technology/01_TITLE_PAGE.docx
+++ b/Biooil_Data_ML_Submission_Packages/03_Fuel_Processing_Technology/01_TITLE_PAGE.docx
@@ -34,7 +34,7 @@
     <w:p/>
     <w:p>
       <w:r>
-        <w:t>Fuel-processing soft sensor for bio-oil steam reforming: data-curated inverse prediction from syngas</w:t>
+        <w:t>Fuel-processing soft sensor for bio-oil steam reforming using Cantera-generated syngas data</w:t>
       </w:r>
     </w:p>
     <w:p/>
@@ -226,7 +226,6 @@
         <w:t>During preparation of the submission package, AI-assisted tools were used to organize source notes, draft editorial text, and prepare journal-specific submission materials. The authors reviewed, verified, and edited the content and take full responsibility for the final manuscript.</w:t>
       </w:r>
     </w:p>
-    <w:p/>
     <w:p/>
     <w:sectPr>
       <w:pgSz w:w="12240" w:h="15840"/>
@@ -646,7 +645,7 @@
     <w:link w:val="Balk1Char"/>
     <w:uiPriority w:val="9"/>
     <w:qFormat/>
-    <w:rsid w:val="006D2F1B"/>
+    <w:rsid w:val="00A15E1B"/>
     <w:pPr>
       <w:keepNext/>
       <w:keepLines/>
@@ -668,7 +667,7 @@
     <w:uiPriority w:val="9"/>
     <w:unhideWhenUsed/>
     <w:qFormat/>
-    <w:rsid w:val="006D2F1B"/>
+    <w:rsid w:val="00A15E1B"/>
     <w:pPr>
       <w:keepNext/>
       <w:keepLines/>
@@ -691,7 +690,7 @@
     <w:semiHidden/>
     <w:unhideWhenUsed/>
     <w:qFormat/>
-    <w:rsid w:val="006D2F1B"/>
+    <w:rsid w:val="00A15E1B"/>
     <w:pPr>
       <w:keepNext/>
       <w:keepLines/>
@@ -714,7 +713,7 @@
     <w:semiHidden/>
     <w:unhideWhenUsed/>
     <w:qFormat/>
-    <w:rsid w:val="006D2F1B"/>
+    <w:rsid w:val="00A15E1B"/>
     <w:pPr>
       <w:keepNext/>
       <w:keepLines/>
@@ -737,7 +736,7 @@
     <w:semiHidden/>
     <w:unhideWhenUsed/>
     <w:qFormat/>
-    <w:rsid w:val="006D2F1B"/>
+    <w:rsid w:val="00A15E1B"/>
     <w:pPr>
       <w:keepNext/>
       <w:keepLines/>
@@ -758,7 +757,7 @@
     <w:semiHidden/>
     <w:unhideWhenUsed/>
     <w:qFormat/>
-    <w:rsid w:val="006D2F1B"/>
+    <w:rsid w:val="00A15E1B"/>
     <w:pPr>
       <w:keepNext/>
       <w:keepLines/>
@@ -781,7 +780,7 @@
     <w:semiHidden/>
     <w:unhideWhenUsed/>
     <w:qFormat/>
-    <w:rsid w:val="006D2F1B"/>
+    <w:rsid w:val="00A15E1B"/>
     <w:pPr>
       <w:keepNext/>
       <w:keepLines/>
@@ -802,7 +801,7 @@
     <w:semiHidden/>
     <w:unhideWhenUsed/>
     <w:qFormat/>
-    <w:rsid w:val="006D2F1B"/>
+    <w:rsid w:val="00A15E1B"/>
     <w:pPr>
       <w:keepNext/>
       <w:keepLines/>
@@ -825,7 +824,7 @@
     <w:semiHidden/>
     <w:unhideWhenUsed/>
     <w:qFormat/>
-    <w:rsid w:val="006D2F1B"/>
+    <w:rsid w:val="00A15E1B"/>
     <w:pPr>
       <w:keepNext/>
       <w:keepLines/>
@@ -869,7 +868,7 @@
     <w:basedOn w:val="VarsaylanParagrafYazTipi"/>
     <w:link w:val="Balk1"/>
     <w:uiPriority w:val="9"/>
-    <w:rsid w:val="006D2F1B"/>
+    <w:rsid w:val="00A15E1B"/>
     <w:rPr>
       <w:rFonts w:asciiTheme="majorHAnsi" w:eastAsiaTheme="majorEastAsia" w:hAnsiTheme="majorHAnsi" w:cstheme="majorBidi"/>
       <w:color w:val="2F5496" w:themeColor="accent1" w:themeShade="BF"/>
@@ -882,7 +881,7 @@
     <w:basedOn w:val="VarsaylanParagrafYazTipi"/>
     <w:link w:val="Balk2"/>
     <w:uiPriority w:val="9"/>
-    <w:rsid w:val="006D2F1B"/>
+    <w:rsid w:val="00A15E1B"/>
     <w:rPr>
       <w:rFonts w:asciiTheme="majorHAnsi" w:eastAsiaTheme="majorEastAsia" w:hAnsiTheme="majorHAnsi" w:cstheme="majorBidi"/>
       <w:color w:val="2F5496" w:themeColor="accent1" w:themeShade="BF"/>
@@ -896,7 +895,7 @@
     <w:link w:val="Balk3"/>
     <w:uiPriority w:val="9"/>
     <w:semiHidden/>
-    <w:rsid w:val="006D2F1B"/>
+    <w:rsid w:val="00A15E1B"/>
     <w:rPr>
       <w:rFonts w:eastAsiaTheme="majorEastAsia" w:cstheme="majorBidi"/>
       <w:color w:val="2F5496" w:themeColor="accent1" w:themeShade="BF"/>
@@ -910,7 +909,7 @@
     <w:link w:val="Balk4"/>
     <w:uiPriority w:val="9"/>
     <w:semiHidden/>
-    <w:rsid w:val="006D2F1B"/>
+    <w:rsid w:val="00A15E1B"/>
     <w:rPr>
       <w:rFonts w:eastAsiaTheme="majorEastAsia" w:cstheme="majorBidi"/>
       <w:i/>
@@ -924,7 +923,7 @@
     <w:link w:val="Balk5"/>
     <w:uiPriority w:val="9"/>
     <w:semiHidden/>
-    <w:rsid w:val="006D2F1B"/>
+    <w:rsid w:val="00A15E1B"/>
     <w:rPr>
       <w:rFonts w:eastAsiaTheme="majorEastAsia" w:cstheme="majorBidi"/>
       <w:color w:val="2F5496" w:themeColor="accent1" w:themeShade="BF"/>
@@ -936,7 +935,7 @@
     <w:link w:val="Balk6"/>
     <w:uiPriority w:val="9"/>
     <w:semiHidden/>
-    <w:rsid w:val="006D2F1B"/>
+    <w:rsid w:val="00A15E1B"/>
     <w:rPr>
       <w:rFonts w:eastAsiaTheme="majorEastAsia" w:cstheme="majorBidi"/>
       <w:i/>
@@ -950,7 +949,7 @@
     <w:link w:val="Balk7"/>
     <w:uiPriority w:val="9"/>
     <w:semiHidden/>
-    <w:rsid w:val="006D2F1B"/>
+    <w:rsid w:val="00A15E1B"/>
     <w:rPr>
       <w:rFonts w:eastAsiaTheme="majorEastAsia" w:cstheme="majorBidi"/>
       <w:color w:val="595959" w:themeColor="text1" w:themeTint="A6"/>
@@ -962,7 +961,7 @@
     <w:link w:val="Balk8"/>
     <w:uiPriority w:val="9"/>
     <w:semiHidden/>
-    <w:rsid w:val="006D2F1B"/>
+    <w:rsid w:val="00A15E1B"/>
     <w:rPr>
       <w:rFonts w:eastAsiaTheme="majorEastAsia" w:cstheme="majorBidi"/>
       <w:i/>
@@ -976,7 +975,7 @@
     <w:link w:val="Balk9"/>
     <w:uiPriority w:val="9"/>
     <w:semiHidden/>
-    <w:rsid w:val="006D2F1B"/>
+    <w:rsid w:val="00A15E1B"/>
     <w:rPr>
       <w:rFonts w:eastAsiaTheme="majorEastAsia" w:cstheme="majorBidi"/>
       <w:color w:val="272727" w:themeColor="text1" w:themeTint="D8"/>
@@ -989,7 +988,7 @@
     <w:link w:val="KonuBalChar"/>
     <w:uiPriority w:val="10"/>
     <w:qFormat/>
-    <w:rsid w:val="006D2F1B"/>
+    <w:rsid w:val="00A15E1B"/>
     <w:pPr>
       <w:spacing w:after="80" w:line="240" w:lineRule="auto"/>
       <w:contextualSpacing/>
@@ -1007,7 +1006,7 @@
     <w:basedOn w:val="VarsaylanParagrafYazTipi"/>
     <w:link w:val="KonuBal"/>
     <w:uiPriority w:val="10"/>
-    <w:rsid w:val="006D2F1B"/>
+    <w:rsid w:val="00A15E1B"/>
     <w:rPr>
       <w:rFonts w:asciiTheme="majorHAnsi" w:eastAsiaTheme="majorEastAsia" w:hAnsiTheme="majorHAnsi" w:cstheme="majorBidi"/>
       <w:spacing w:val="-10"/>
@@ -1023,7 +1022,7 @@
     <w:link w:val="AltyazChar"/>
     <w:uiPriority w:val="11"/>
     <w:qFormat/>
-    <w:rsid w:val="006D2F1B"/>
+    <w:rsid w:val="00A15E1B"/>
     <w:pPr>
       <w:numPr>
         <w:ilvl w:val="1"/>
@@ -1042,7 +1041,7 @@
     <w:basedOn w:val="VarsaylanParagrafYazTipi"/>
     <w:link w:val="Altyaz"/>
     <w:uiPriority w:val="11"/>
-    <w:rsid w:val="006D2F1B"/>
+    <w:rsid w:val="00A15E1B"/>
     <w:rPr>
       <w:rFonts w:eastAsiaTheme="majorEastAsia" w:cstheme="majorBidi"/>
       <w:color w:val="595959" w:themeColor="text1" w:themeTint="A6"/>
@@ -1058,7 +1057,7 @@
     <w:link w:val="AlntChar"/>
     <w:uiPriority w:val="29"/>
     <w:qFormat/>
-    <w:rsid w:val="006D2F1B"/>
+    <w:rsid w:val="00A15E1B"/>
     <w:pPr>
       <w:spacing w:before="160"/>
       <w:jc w:val="center"/>
@@ -1074,7 +1073,7 @@
     <w:basedOn w:val="VarsaylanParagrafYazTipi"/>
     <w:link w:val="Alnt"/>
     <w:uiPriority w:val="29"/>
-    <w:rsid w:val="006D2F1B"/>
+    <w:rsid w:val="00A15E1B"/>
     <w:rPr>
       <w:i/>
       <w:iCs/>
@@ -1086,7 +1085,7 @@
     <w:basedOn w:val="Normal"/>
     <w:uiPriority w:val="34"/>
     <w:qFormat/>
-    <w:rsid w:val="006D2F1B"/>
+    <w:rsid w:val="00A15E1B"/>
     <w:pPr>
       <w:ind w:left="720"/>
       <w:contextualSpacing/>
@@ -1097,7 +1096,7 @@
     <w:basedOn w:val="VarsaylanParagrafYazTipi"/>
     <w:uiPriority w:val="21"/>
     <w:qFormat/>
-    <w:rsid w:val="006D2F1B"/>
+    <w:rsid w:val="00A15E1B"/>
     <w:rPr>
       <w:i/>
       <w:iCs/>
@@ -1111,7 +1110,7 @@
     <w:link w:val="GlAlntChar"/>
     <w:uiPriority w:val="30"/>
     <w:qFormat/>
-    <w:rsid w:val="006D2F1B"/>
+    <w:rsid w:val="00A15E1B"/>
     <w:pPr>
       <w:pBdr>
         <w:top w:val="single" w:sz="4" w:space="10" w:color="2F5496" w:themeColor="accent1" w:themeShade="BF"/>
@@ -1132,7 +1131,7 @@
     <w:basedOn w:val="VarsaylanParagrafYazTipi"/>
     <w:link w:val="GlAlnt"/>
     <w:uiPriority w:val="30"/>
-    <w:rsid w:val="006D2F1B"/>
+    <w:rsid w:val="00A15E1B"/>
     <w:rPr>
       <w:i/>
       <w:iCs/>
@@ -1144,7 +1143,7 @@
     <w:basedOn w:val="VarsaylanParagrafYazTipi"/>
     <w:uiPriority w:val="32"/>
     <w:qFormat/>
-    <w:rsid w:val="006D2F1B"/>
+    <w:rsid w:val="00A15E1B"/>
     <w:rPr>
       <w:b/>
       <w:bCs/>
